--- a/resume_consolidated.docx
+++ b/resume_consolidated.docx
@@ -367,6 +367,20 @@
       </w:r>
       <w:r>
         <w:t xml:space="preserve"> Professional Machine Learning Engineer, Generative AI Leader, Cloud Architect, Data Engineer, DevOps Engineer, Cloud Developer, Cloud Security Engineer, Associate Cloud Engineer, Digital Leader.</w:t>
+      </w:r>
+    </w:p>
+    <w:p>
+      <w:pPr>
+        <w:pStyle w:val="ListBullet"/>
+      </w:pPr>
+      <w:r>
+        <w:rPr>
+          <w:b/>
+        </w:rPr>
+        <w:t>Google Cloud Partner Certifications (2026):</w:t>
+      </w:r>
+      <w:r>
+        <w:t xml:space="preserve"> Gemini Enterprise Deployment (secure environment configuration, Google Workspace data integration, Model Armor, search governance) and Gemini Enterprise Agent Development (AI agent development, API integration, prompt tuning, Antigravity IDE).</w:t>
       </w:r>
     </w:p>
     <w:p>

--- a/resume_consolidated.docx
+++ b/resume_consolidated.docx
@@ -123,7 +123,7 @@
         <w:rPr>
           <w:b/>
         </w:rPr>
-        <w:t>Google Developer Expert (GDE) for AI and Cloud, AWS Community Builder (AI Engineer category), and Google TPU Builders participant</w:t>
+        <w:t>Google Cloud Ambassador, Google Developer Expert (GDE) for AI and Cloud, AWS Community Builder (AI Engineer category), and Google TPU Builders participant</w:t>
       </w:r>
       <w:r>
         <w:t xml:space="preserve">, holding 9 Google Cloud certifications. Published the </w:t>
@@ -283,6 +283,32 @@
         <w:rPr>
           <w:b/>
         </w:rPr>
+        <w:t>Google Cloud Ambassador (2026):</w:t>
+      </w:r>
+      <w:r>
+        <w:t xml:space="preserve"> Selected for the </w:t>
+      </w:r>
+      <w:hyperlink r:id="rId15">
+        <w:r>
+          <w:rPr>
+            <w:color w:val="0563C1"/>
+            <w:u w:val="single"/>
+          </w:rPr>
+          <w:t xml:space="preserve">Google Cloud Ambassadors</w:t>
+        </w:r>
+      </w:hyperlink>
+      <w:r>
+        <w:t xml:space="preserve"> program (North America) — recognized by Google Cloud for partner-ecosystem technical leadership and community advocacy.</w:t>
+      </w:r>
+    </w:p>
+    <w:p>
+      <w:pPr>
+        <w:pStyle w:val="ListBullet"/>
+      </w:pPr>
+      <w:r>
+        <w:rPr>
+          <w:b/>
+        </w:rPr>
         <w:t>Google Developer Expert (GDE):</w:t>
       </w:r>
       <w:r>
@@ -316,7 +342,7 @@
       <w:r>
         <w:t xml:space="preserve"> Selected for the AI Engineer Category; five-time AWS Community Builder Spotlight honoree (</w:t>
       </w:r>
-      <w:hyperlink r:id="rId15">
+      <w:hyperlink r:id="rId16">
         <w:r>
           <w:rPr>
             <w:color w:val="0563C1"/>
@@ -928,7 +954,7 @@
       <w:r>
         <w:t xml:space="preserve"> (</w:t>
       </w:r>
-      <w:hyperlink r:id="rId16">
+      <w:hyperlink r:id="rId17">
         <w:r>
           <w:rPr>
             <w:color w:val="0563C1"/>

--- a/resume_consolidated.docx
+++ b/resume_consolidated.docx
@@ -1083,6 +1083,29 @@
         <w:rPr>
           <w:b/>
         </w:rPr>
+        <w:t>Speaker | GDG Queens NY DevFest - AI on Edge | Oct 2026:</w:t>
+      </w:r>
+      <w:r>
+        <w:t xml:space="preserve"> Featured talk, </w:t>
+      </w:r>
+      <w:r>
+        <w:rPr>
+          <w:b/>
+        </w:rPr>
+        <w:t>"Gemma 4 Tips and Tricks"</w:t>
+      </w:r>
+      <w:r>
+        <w:t>.</w:t>
+      </w:r>
+    </w:p>
+    <w:p>
+      <w:pPr>
+        <w:pStyle w:val="ListBullet"/>
+      </w:pPr>
+      <w:r>
+        <w:rPr>
+          <w:b/>
+        </w:rPr>
         <w:t>Speaker | LLM Day NYC | June 2026:</w:t>
       </w:r>
       <w:r>
@@ -1109,7 +1132,7 @@
         <w:t>Keynote Speaker | Hack Michigan - Way Back Home | May 2026:</w:t>
       </w:r>
       <w:r>
-        <w:t xml:space="preserve"> Keynote on multimodal, real-time AI agent development.</w:t>
+        <w:t xml:space="preserve"> Keynote on multimodal, real-time AI agents.</w:t>
       </w:r>
     </w:p>
     <w:p>
